--- a/docs/rapport-journalier.docx
+++ b/docs/rapport-journalier.docx
@@ -42,7 +42,7 @@
           <w:sz w:val="18"/>
           <w:szCs w:val="18"/>
         </w:rPr>
-        <w:t xml:space="preserve">1 journée(s) de travail — cumul : 5 h 05</w:t>
+        <w:t xml:space="preserve">2 journée(s) de travail — cumul : 7 h 00</w:t>
       </w:r>
     </w:p>
     <w:p>
@@ -1335,6 +1335,727 @@
         </w:tc>
       </w:tr>
     </w:tbl>
+    <w:p>
+      <w:pPr>
+        <w:pStyle w:val="Heading1"/>
+        <w:spacing w:after="140" w:before="320"/>
+      </w:pPr>
+      <w:r>
+        <w:rPr>
+          <w:b/>
+          <w:bCs/>
+          <w:color w:val="1a1a1a"/>
+          <w:sz w:val="28"/>
+          <w:szCs w:val="28"/>
+        </w:rPr>
+        <w:t xml:space="preserve">Journée du mercredi 19 août 2026</w:t>
+      </w:r>
+    </w:p>
+    <w:p>
+      <w:pPr>
+        <w:spacing w:after="120"/>
+      </w:pPr>
+      <w:r>
+        <w:rPr>
+          <w:color w:val="1a1a1a"/>
+          <w:sz w:val="21"/>
+          <w:szCs w:val="21"/>
+        </w:rPr>
+        <w:t xml:space="preserve">Diagnostic et correction d'un bug de configuration mobile (l'app iOS chargeait le site d'une autre entreprise faute de synchronisation Capacitor), promotion d'une deuxième admin, puis mise en place d'un rôle super-admin dédié au développeur : gestion des comptes et sessions (déconnexion forcée, suppression), journal d'activité complet, et intégration de Vercel Speed Insights pour le suivi de performance réel.</w:t>
+      </w:r>
+    </w:p>
+    <w:p>
+      <w:pPr>
+        <w:pStyle w:val="Heading2"/>
+        <w:spacing w:after="100" w:before="200"/>
+      </w:pPr>
+      <w:r>
+        <w:rPr>
+          <w:b/>
+          <w:bCs/>
+          <w:color w:val="2563eb"/>
+          <w:sz w:val="22"/>
+          <w:szCs w:val="22"/>
+        </w:rPr>
+        <w:t xml:space="preserve">Détail des blocs de travail</w:t>
+      </w:r>
+    </w:p>
+    <w:tbl>
+      <w:tblPr>
+        <w:tblW w:type="dxa" w:w="9600"/>
+        <w:tblBorders>
+          <w:top w:val="single" w:color="auto" w:sz="4"/>
+          <w:left w:val="single" w:color="auto" w:sz="4"/>
+          <w:bottom w:val="single" w:color="auto" w:sz="4"/>
+          <w:right w:val="single" w:color="auto" w:sz="4"/>
+          <w:insideH w:val="single" w:color="auto" w:sz="4"/>
+          <w:insideV w:val="single" w:color="auto" w:sz="4"/>
+        </w:tblBorders>
+      </w:tblPr>
+      <w:tblGrid>
+        <w:gridCol w:w="3000"/>
+        <w:gridCol w:w="5200"/>
+        <w:gridCol w:w="1400"/>
+      </w:tblGrid>
+      <w:tr>
+        <w:trPr>
+          <w:tblHeader/>
+        </w:trPr>
+        <w:tc>
+          <w:tcPr>
+            <w:tcW w:type="dxa" w:w="3000"/>
+            <w:shd w:fill="1a1a1a" w:val="clear"/>
+            <w:tcMar>
+              <w:top w:type="dxa" w:w="100"/>
+              <w:left w:type="dxa" w:w="120"/>
+              <w:bottom w:type="dxa" w:w="100"/>
+              <w:right w:type="dxa" w:w="120"/>
+            </w:tcMar>
+          </w:tcPr>
+          <w:p>
+            <w:pPr>
+              <w:jc w:val="left"/>
+            </w:pPr>
+            <w:r>
+              <w:rPr>
+                <w:b/>
+                <w:bCs/>
+                <w:color w:val="FFFFFF"/>
+                <w:sz w:val="20"/>
+                <w:szCs w:val="20"/>
+              </w:rPr>
+              <w:t xml:space="preserve">Bloc de travail</w:t>
+            </w:r>
+          </w:p>
+        </w:tc>
+        <w:tc>
+          <w:tcPr>
+            <w:tcW w:type="dxa" w:w="5200"/>
+            <w:shd w:fill="1a1a1a" w:val="clear"/>
+            <w:tcMar>
+              <w:top w:type="dxa" w:w="100"/>
+              <w:left w:type="dxa" w:w="120"/>
+              <w:bottom w:type="dxa" w:w="100"/>
+              <w:right w:type="dxa" w:w="120"/>
+            </w:tcMar>
+          </w:tcPr>
+          <w:p>
+            <w:pPr>
+              <w:jc w:val="left"/>
+            </w:pPr>
+            <w:r>
+              <w:rPr>
+                <w:b/>
+                <w:bCs/>
+                <w:color w:val="FFFFFF"/>
+                <w:sz w:val="20"/>
+                <w:szCs w:val="20"/>
+              </w:rPr>
+              <w:t xml:space="preserve">Détail</w:t>
+            </w:r>
+          </w:p>
+        </w:tc>
+        <w:tc>
+          <w:tcPr>
+            <w:tcW w:type="dxa" w:w="1400"/>
+            <w:shd w:fill="1a1a1a" w:val="clear"/>
+            <w:tcMar>
+              <w:top w:type="dxa" w:w="100"/>
+              <w:left w:type="dxa" w:w="120"/>
+              <w:bottom w:type="dxa" w:w="100"/>
+              <w:right w:type="dxa" w:w="120"/>
+            </w:tcMar>
+          </w:tcPr>
+          <w:p>
+            <w:pPr>
+              <w:jc w:val="center"/>
+            </w:pPr>
+            <w:r>
+              <w:rPr>
+                <w:b/>
+                <w:bCs/>
+                <w:color w:val="FFFFFF"/>
+                <w:sz w:val="20"/>
+                <w:szCs w:val="20"/>
+              </w:rPr>
+              <w:t xml:space="preserve">Temps</w:t>
+            </w:r>
+          </w:p>
+        </w:tc>
+      </w:tr>
+      <w:tr>
+        <w:tc>
+          <w:tcPr>
+            <w:tcW w:type="dxa" w:w="3000"/>
+            <w:tcMar>
+              <w:top w:type="dxa" w:w="100"/>
+              <w:left w:type="dxa" w:w="120"/>
+              <w:bottom w:type="dxa" w:w="100"/>
+              <w:right w:type="dxa" w:w="120"/>
+            </w:tcMar>
+          </w:tcPr>
+          <w:p>
+            <w:pPr>
+              <w:jc w:val="left"/>
+            </w:pPr>
+            <w:r>
+              <w:rPr>
+                <w:b/>
+                <w:bCs/>
+                <w:color w:val="1a1a1a"/>
+                <w:sz w:val="20"/>
+                <w:szCs w:val="20"/>
+              </w:rPr>
+              <w:t xml:space="preserve">Diagnostic bug app mobile</w:t>
+            </w:r>
+          </w:p>
+        </w:tc>
+        <w:tc>
+          <w:tcPr>
+            <w:tcW w:type="dxa" w:w="5200"/>
+            <w:tcMar>
+              <w:top w:type="dxa" w:w="100"/>
+              <w:left w:type="dxa" w:w="120"/>
+              <w:bottom w:type="dxa" w:w="100"/>
+              <w:right w:type="dxa" w:w="120"/>
+            </w:tcMar>
+          </w:tcPr>
+          <w:p>
+            <w:pPr>
+              <w:jc w:val="left"/>
+            </w:pPr>
+            <w:r>
+              <w:rPr>
+                <w:b w:val="false"/>
+                <w:bCs w:val="false"/>
+                <w:color w:val="1a1a1a"/>
+                <w:sz w:val="20"/>
+                <w:szCs w:val="20"/>
+              </w:rPr>
+              <w:t xml:space="preserve">L'app iOS chargeait le site d'une entreprise tierce au lieu de Cleaning App : config Capacitor jamais resynchronisée après la mise à jour de l'URL de déploiement. Correction (npx cap sync) et vérification.</w:t>
+            </w:r>
+          </w:p>
+        </w:tc>
+        <w:tc>
+          <w:tcPr>
+            <w:tcW w:type="dxa" w:w="1400"/>
+            <w:tcMar>
+              <w:top w:type="dxa" w:w="100"/>
+              <w:left w:type="dxa" w:w="120"/>
+              <w:bottom w:type="dxa" w:w="100"/>
+              <w:right w:type="dxa" w:w="120"/>
+            </w:tcMar>
+          </w:tcPr>
+          <w:p>
+            <w:pPr>
+              <w:jc w:val="center"/>
+            </w:pPr>
+            <w:r>
+              <w:rPr>
+                <w:b w:val="false"/>
+                <w:bCs w:val="false"/>
+                <w:color w:val="1a1a1a"/>
+                <w:sz w:val="20"/>
+                <w:szCs w:val="20"/>
+              </w:rPr>
+              <w:t xml:space="preserve">15 min</w:t>
+            </w:r>
+          </w:p>
+        </w:tc>
+      </w:tr>
+      <w:tr>
+        <w:tc>
+          <w:tcPr>
+            <w:tcW w:type="dxa" w:w="3000"/>
+            <w:shd w:fill="F3F4F6" w:val="clear"/>
+            <w:tcMar>
+              <w:top w:type="dxa" w:w="100"/>
+              <w:left w:type="dxa" w:w="120"/>
+              <w:bottom w:type="dxa" w:w="100"/>
+              <w:right w:type="dxa" w:w="120"/>
+            </w:tcMar>
+          </w:tcPr>
+          <w:p>
+            <w:pPr>
+              <w:jc w:val="left"/>
+            </w:pPr>
+            <w:r>
+              <w:rPr>
+                <w:b/>
+                <w:bCs/>
+                <w:color w:val="1a1a1a"/>
+                <w:sz w:val="20"/>
+                <w:szCs w:val="20"/>
+              </w:rPr>
+              <w:t xml:space="preserve">Gestion de comptes</w:t>
+            </w:r>
+          </w:p>
+        </w:tc>
+        <w:tc>
+          <w:tcPr>
+            <w:tcW w:type="dxa" w:w="5200"/>
+            <w:shd w:fill="F3F4F6" w:val="clear"/>
+            <w:tcMar>
+              <w:top w:type="dxa" w:w="100"/>
+              <w:left w:type="dxa" w:w="120"/>
+              <w:bottom w:type="dxa" w:w="100"/>
+              <w:right w:type="dxa" w:w="120"/>
+            </w:tcMar>
+          </w:tcPr>
+          <w:p>
+            <w:pPr>
+              <w:jc w:val="left"/>
+            </w:pPr>
+            <w:r>
+              <w:rPr>
+                <w:b w:val="false"/>
+                <w:bCs w:val="false"/>
+                <w:color w:val="1a1a1a"/>
+                <w:sz w:val="20"/>
+                <w:szCs w:val="20"/>
+              </w:rPr>
+              <w:t xml:space="preserve">Promotion d'une deuxième admin, déconnexion forcée d'un compte (invalidation de session côté Supabase).</w:t>
+            </w:r>
+          </w:p>
+        </w:tc>
+        <w:tc>
+          <w:tcPr>
+            <w:tcW w:type="dxa" w:w="1400"/>
+            <w:shd w:fill="F3F4F6" w:val="clear"/>
+            <w:tcMar>
+              <w:top w:type="dxa" w:w="100"/>
+              <w:left w:type="dxa" w:w="120"/>
+              <w:bottom w:type="dxa" w:w="100"/>
+              <w:right w:type="dxa" w:w="120"/>
+            </w:tcMar>
+          </w:tcPr>
+          <w:p>
+            <w:pPr>
+              <w:jc w:val="center"/>
+            </w:pPr>
+            <w:r>
+              <w:rPr>
+                <w:b w:val="false"/>
+                <w:bCs w:val="false"/>
+                <w:color w:val="1a1a1a"/>
+                <w:sz w:val="20"/>
+                <w:szCs w:val="20"/>
+              </w:rPr>
+              <w:t xml:space="preserve">10 min</w:t>
+            </w:r>
+          </w:p>
+        </w:tc>
+      </w:tr>
+      <w:tr>
+        <w:tc>
+          <w:tcPr>
+            <w:tcW w:type="dxa" w:w="3000"/>
+            <w:tcMar>
+              <w:top w:type="dxa" w:w="100"/>
+              <w:left w:type="dxa" w:w="120"/>
+              <w:bottom w:type="dxa" w:w="100"/>
+              <w:right w:type="dxa" w:w="120"/>
+            </w:tcMar>
+          </w:tcPr>
+          <w:p>
+            <w:pPr>
+              <w:jc w:val="left"/>
+            </w:pPr>
+            <w:r>
+              <w:rPr>
+                <w:b/>
+                <w:bCs/>
+                <w:color w:val="1a1a1a"/>
+                <w:sz w:val="20"/>
+                <w:szCs w:val="20"/>
+              </w:rPr>
+              <w:t xml:space="preserve">Rôle super-admin — modèle de données</w:t>
+            </w:r>
+          </w:p>
+        </w:tc>
+        <w:tc>
+          <w:tcPr>
+            <w:tcW w:type="dxa" w:w="5200"/>
+            <w:tcMar>
+              <w:top w:type="dxa" w:w="100"/>
+              <w:left w:type="dxa" w:w="120"/>
+              <w:bottom w:type="dxa" w:w="100"/>
+              <w:right w:type="dxa" w:w="120"/>
+            </w:tcMar>
+          </w:tcPr>
+          <w:p>
+            <w:pPr>
+              <w:jc w:val="left"/>
+            </w:pPr>
+            <w:r>
+              <w:rPr>
+                <w:b w:val="false"/>
+                <w:bCs w:val="false"/>
+                <w:color w:val="1a1a1a"/>
+                <w:sz w:val="20"/>
+                <w:szCs w:val="20"/>
+              </w:rPr>
+              <w:t xml:space="preserve">Migration SQL : rôle super_admin, fonctions is_admin()/is_super_admin(), correction de contraintes de clé étrangère qui auraient bloqué la suppression de comptes ayant un historique.</w:t>
+            </w:r>
+          </w:p>
+        </w:tc>
+        <w:tc>
+          <w:tcPr>
+            <w:tcW w:type="dxa" w:w="1400"/>
+            <w:tcMar>
+              <w:top w:type="dxa" w:w="100"/>
+              <w:left w:type="dxa" w:w="120"/>
+              <w:bottom w:type="dxa" w:w="100"/>
+              <w:right w:type="dxa" w:w="120"/>
+            </w:tcMar>
+          </w:tcPr>
+          <w:p>
+            <w:pPr>
+              <w:jc w:val="center"/>
+            </w:pPr>
+            <w:r>
+              <w:rPr>
+                <w:b w:val="false"/>
+                <w:bCs w:val="false"/>
+                <w:color w:val="1a1a1a"/>
+                <w:sz w:val="20"/>
+                <w:szCs w:val="20"/>
+              </w:rPr>
+              <w:t xml:space="preserve">20 min</w:t>
+            </w:r>
+          </w:p>
+        </w:tc>
+      </w:tr>
+      <w:tr>
+        <w:tc>
+          <w:tcPr>
+            <w:tcW w:type="dxa" w:w="3000"/>
+            <w:shd w:fill="F3F4F6" w:val="clear"/>
+            <w:tcMar>
+              <w:top w:type="dxa" w:w="100"/>
+              <w:left w:type="dxa" w:w="120"/>
+              <w:bottom w:type="dxa" w:w="100"/>
+              <w:right w:type="dxa" w:w="120"/>
+            </w:tcMar>
+          </w:tcPr>
+          <w:p>
+            <w:pPr>
+              <w:jc w:val="left"/>
+            </w:pPr>
+            <w:r>
+              <w:rPr>
+                <w:b/>
+                <w:bCs/>
+                <w:color w:val="1a1a1a"/>
+                <w:sz w:val="20"/>
+                <w:szCs w:val="20"/>
+              </w:rPr>
+              <w:t xml:space="preserve">Rôle super-admin — interface</w:t>
+            </w:r>
+          </w:p>
+        </w:tc>
+        <w:tc>
+          <w:tcPr>
+            <w:tcW w:type="dxa" w:w="5200"/>
+            <w:shd w:fill="F3F4F6" w:val="clear"/>
+            <w:tcMar>
+              <w:top w:type="dxa" w:w="100"/>
+              <w:left w:type="dxa" w:w="120"/>
+              <w:bottom w:type="dxa" w:w="100"/>
+              <w:right w:type="dxa" w:w="120"/>
+            </w:tcMar>
+          </w:tcPr>
+          <w:p>
+            <w:pPr>
+              <w:jc w:val="left"/>
+            </w:pPr>
+            <w:r>
+              <w:rPr>
+                <w:b w:val="false"/>
+                <w:bCs w:val="false"/>
+                <w:color w:val="1a1a1a"/>
+                <w:sz w:val="20"/>
+                <w:szCs w:val="20"/>
+              </w:rPr>
+              <w:t xml:space="preserve">Nouvelle section /super-admin : vue d'ensemble, gestion des comptes et sessions (déconnexion/suppression/changement de rôle), journal d'activité complet tous comptes confondus.</w:t>
+            </w:r>
+          </w:p>
+        </w:tc>
+        <w:tc>
+          <w:tcPr>
+            <w:tcW w:type="dxa" w:w="1400"/>
+            <w:shd w:fill="F3F4F6" w:val="clear"/>
+            <w:tcMar>
+              <w:top w:type="dxa" w:w="100"/>
+              <w:left w:type="dxa" w:w="120"/>
+              <w:bottom w:type="dxa" w:w="100"/>
+              <w:right w:type="dxa" w:w="120"/>
+            </w:tcMar>
+          </w:tcPr>
+          <w:p>
+            <w:pPr>
+              <w:jc w:val="center"/>
+            </w:pPr>
+            <w:r>
+              <w:rPr>
+                <w:b w:val="false"/>
+                <w:bCs w:val="false"/>
+                <w:color w:val="1a1a1a"/>
+                <w:sz w:val="20"/>
+                <w:szCs w:val="20"/>
+              </w:rPr>
+              <w:t xml:space="preserve">40 min</w:t>
+            </w:r>
+          </w:p>
+        </w:tc>
+      </w:tr>
+      <w:tr>
+        <w:tc>
+          <w:tcPr>
+            <w:tcW w:type="dxa" w:w="3000"/>
+            <w:tcMar>
+              <w:top w:type="dxa" w:w="100"/>
+              <w:left w:type="dxa" w:w="120"/>
+              <w:bottom w:type="dxa" w:w="100"/>
+              <w:right w:type="dxa" w:w="120"/>
+            </w:tcMar>
+          </w:tcPr>
+          <w:p>
+            <w:pPr>
+              <w:jc w:val="left"/>
+            </w:pPr>
+            <w:r>
+              <w:rPr>
+                <w:b/>
+                <w:bCs/>
+                <w:color w:val="1a1a1a"/>
+                <w:sz w:val="20"/>
+                <w:szCs w:val="20"/>
+              </w:rPr>
+              <w:t xml:space="preserve">Monitoring performance</w:t>
+            </w:r>
+          </w:p>
+        </w:tc>
+        <w:tc>
+          <w:tcPr>
+            <w:tcW w:type="dxa" w:w="5200"/>
+            <w:tcMar>
+              <w:top w:type="dxa" w:w="100"/>
+              <w:left w:type="dxa" w:w="120"/>
+              <w:bottom w:type="dxa" w:w="100"/>
+              <w:right w:type="dxa" w:w="120"/>
+            </w:tcMar>
+          </w:tcPr>
+          <w:p>
+            <w:pPr>
+              <w:jc w:val="left"/>
+            </w:pPr>
+            <w:r>
+              <w:rPr>
+                <w:b w:val="false"/>
+                <w:bCs w:val="false"/>
+                <w:color w:val="1a1a1a"/>
+                <w:sz w:val="20"/>
+                <w:szCs w:val="20"/>
+              </w:rPr>
+              <w:t xml:space="preserve">Intégration de Vercel Speed Insights (Web Vitals réels) plutôt que reconstruire un dashboard de performance maison.</w:t>
+            </w:r>
+          </w:p>
+        </w:tc>
+        <w:tc>
+          <w:tcPr>
+            <w:tcW w:type="dxa" w:w="1400"/>
+            <w:tcMar>
+              <w:top w:type="dxa" w:w="100"/>
+              <w:left w:type="dxa" w:w="120"/>
+              <w:bottom w:type="dxa" w:w="100"/>
+              <w:right w:type="dxa" w:w="120"/>
+            </w:tcMar>
+          </w:tcPr>
+          <w:p>
+            <w:pPr>
+              <w:jc w:val="center"/>
+            </w:pPr>
+            <w:r>
+              <w:rPr>
+                <w:b w:val="false"/>
+                <w:bCs w:val="false"/>
+                <w:color w:val="1a1a1a"/>
+                <w:sz w:val="20"/>
+                <w:szCs w:val="20"/>
+              </w:rPr>
+              <w:t xml:space="preserve">10 min</w:t>
+            </w:r>
+          </w:p>
+        </w:tc>
+      </w:tr>
+      <w:tr>
+        <w:tc>
+          <w:tcPr>
+            <w:tcW w:type="dxa" w:w="3000"/>
+            <w:shd w:fill="F3F4F6" w:val="clear"/>
+            <w:tcMar>
+              <w:top w:type="dxa" w:w="100"/>
+              <w:left w:type="dxa" w:w="120"/>
+              <w:bottom w:type="dxa" w:w="100"/>
+              <w:right w:type="dxa" w:w="120"/>
+            </w:tcMar>
+          </w:tcPr>
+          <w:p>
+            <w:pPr>
+              <w:jc w:val="left"/>
+            </w:pPr>
+            <w:r>
+              <w:rPr>
+                <w:b/>
+                <w:bCs/>
+                <w:color w:val="1a1a1a"/>
+                <w:sz w:val="20"/>
+                <w:szCs w:val="20"/>
+              </w:rPr>
+              <w:t xml:space="preserve">Vérifications, déploiement &amp; tests réels</w:t>
+            </w:r>
+          </w:p>
+        </w:tc>
+        <w:tc>
+          <w:tcPr>
+            <w:tcW w:type="dxa" w:w="5200"/>
+            <w:shd w:fill="F3F4F6" w:val="clear"/>
+            <w:tcMar>
+              <w:top w:type="dxa" w:w="100"/>
+              <w:left w:type="dxa" w:w="120"/>
+              <w:bottom w:type="dxa" w:w="100"/>
+              <w:right w:type="dxa" w:w="120"/>
+            </w:tcMar>
+          </w:tcPr>
+          <w:p>
+            <w:pPr>
+              <w:jc w:val="left"/>
+            </w:pPr>
+            <w:r>
+              <w:rPr>
+                <w:b w:val="false"/>
+                <w:bCs w:val="false"/>
+                <w:color w:val="1a1a1a"/>
+                <w:sz w:val="20"/>
+                <w:szCs w:val="20"/>
+              </w:rPr>
+              <w:t xml:space="preserve">Build/lint/typecheck, migration appliquée en production, déploiement, vérification en direct des trois pages super-admin avec de vraies données.</w:t>
+            </w:r>
+          </w:p>
+        </w:tc>
+        <w:tc>
+          <w:tcPr>
+            <w:tcW w:type="dxa" w:w="1400"/>
+            <w:shd w:fill="F3F4F6" w:val="clear"/>
+            <w:tcMar>
+              <w:top w:type="dxa" w:w="100"/>
+              <w:left w:type="dxa" w:w="120"/>
+              <w:bottom w:type="dxa" w:w="100"/>
+              <w:right w:type="dxa" w:w="120"/>
+            </w:tcMar>
+          </w:tcPr>
+          <w:p>
+            <w:pPr>
+              <w:jc w:val="center"/>
+            </w:pPr>
+            <w:r>
+              <w:rPr>
+                <w:b w:val="false"/>
+                <w:bCs w:val="false"/>
+                <w:color w:val="1a1a1a"/>
+                <w:sz w:val="20"/>
+                <w:szCs w:val="20"/>
+              </w:rPr>
+              <w:t xml:space="preserve">20 min</w:t>
+            </w:r>
+          </w:p>
+        </w:tc>
+      </w:tr>
+      <w:tr>
+        <w:tc>
+          <w:tcPr>
+            <w:tcW w:type="dxa" w:w="3000"/>
+            <w:shd w:fill="DBEAFE" w:val="clear"/>
+            <w:tcMar>
+              <w:top w:type="dxa" w:w="100"/>
+              <w:left w:type="dxa" w:w="120"/>
+              <w:bottom w:type="dxa" w:w="100"/>
+              <w:right w:type="dxa" w:w="120"/>
+            </w:tcMar>
+          </w:tcPr>
+          <w:p>
+            <w:pPr>
+              <w:jc w:val="left"/>
+            </w:pPr>
+            <w:r>
+              <w:rPr>
+                <w:b/>
+                <w:bCs/>
+                <w:color w:val="1a1a1a"/>
+                <w:sz w:val="20"/>
+                <w:szCs w:val="20"/>
+              </w:rPr>
+              <w:t xml:space="preserve">Total journée</w:t>
+            </w:r>
+          </w:p>
+        </w:tc>
+        <w:tc>
+          <w:tcPr>
+            <w:tcW w:type="dxa" w:w="5200"/>
+            <w:shd w:fill="DBEAFE" w:val="clear"/>
+            <w:tcMar>
+              <w:top w:type="dxa" w:w="100"/>
+              <w:left w:type="dxa" w:w="120"/>
+              <w:bottom w:type="dxa" w:w="100"/>
+              <w:right w:type="dxa" w:w="120"/>
+            </w:tcMar>
+          </w:tcPr>
+          <w:p>
+            <w:pPr>
+              <w:jc w:val="left"/>
+            </w:pPr>
+            <w:r>
+              <w:rPr>
+                <w:b w:val="false"/>
+                <w:bCs w:val="false"/>
+                <w:color w:val="1a1a1a"/>
+                <w:sz w:val="20"/>
+                <w:szCs w:val="20"/>
+              </w:rPr>
+              <w:t xml:space="preserve"/>
+            </w:r>
+          </w:p>
+        </w:tc>
+        <w:tc>
+          <w:tcPr>
+            <w:tcW w:type="dxa" w:w="1400"/>
+            <w:shd w:fill="DBEAFE" w:val="clear"/>
+            <w:tcMar>
+              <w:top w:type="dxa" w:w="100"/>
+              <w:left w:type="dxa" w:w="120"/>
+              <w:bottom w:type="dxa" w:w="100"/>
+              <w:right w:type="dxa" w:w="120"/>
+            </w:tcMar>
+          </w:tcPr>
+          <w:p>
+            <w:pPr>
+              <w:jc w:val="center"/>
+            </w:pPr>
+            <w:r>
+              <w:rPr>
+                <w:b/>
+                <w:bCs/>
+                <w:color w:val="1a1a1a"/>
+                <w:sz w:val="20"/>
+                <w:szCs w:val="20"/>
+              </w:rPr>
+              <w:t xml:space="preserve">1 h 55</w:t>
+            </w:r>
+          </w:p>
+        </w:tc>
+      </w:tr>
+    </w:tbl>
     <w:tbl>
       <w:tblPr>
         <w:tblW w:type="dxa" w:w="9600"/>
@@ -1402,7 +2123,7 @@
                 <w:sz w:val="20"/>
                 <w:szCs w:val="20"/>
               </w:rPr>
-              <w:t xml:space="preserve">5 h 05</w:t>
+              <w:t xml:space="preserve">7 h 00</w:t>
             </w:r>
           </w:p>
         </w:tc>

--- a/docs/rapport-journalier.docx
+++ b/docs/rapport-journalier.docx
@@ -42,7 +42,7 @@
           <w:sz w:val="18"/>
           <w:szCs w:val="18"/>
         </w:rPr>
-        <w:t xml:space="preserve">2 journée(s) de travail — cumul : 7 h 00</w:t>
+        <w:t xml:space="preserve">2 journée(s) de travail — cumul : 10 h 00</w:t>
       </w:r>
     </w:p>
     <w:p>
@@ -1361,7 +1361,7 @@
           <w:sz w:val="21"/>
           <w:szCs w:val="21"/>
         </w:rPr>
-        <w:t xml:space="preserve">Diagnostic et correction d'un bug de configuration mobile (l'app iOS chargeait le site d'une autre entreprise faute de synchronisation Capacitor), promotion d'une deuxième admin, puis mise en place d'un rôle super-admin dédié au développeur : gestion des comptes et sessions (déconnexion forcée, suppression), journal d'activité complet, et intégration de Vercel Speed Insights pour le suivi de performance réel.</w:t>
+        <w:t xml:space="preserve">Diagnostic et correction d'un bug de configuration mobile (l'app iOS chargeait le site d'une autre entreprise faute de synchronisation Capacitor), promotion d'une deuxième admin, mise en place d'un rôle super-admin dédié au développeur (comptes, sessions, activité, Vercel Speed Insights), puis intégration complète du design system livré par Florian : nouveau modèle de données checklists/preuves photo avant-après, écrans employé et admin correspondants, et restylage de toute l'application sur les nouveaux tokens visuels.</w:t>
       </w:r>
     </w:p>
     <w:p>
@@ -1913,7 +1913,7 @@
                 <w:sz w:val="20"/>
                 <w:szCs w:val="20"/>
               </w:rPr>
-              <w:t xml:space="preserve">Vérifications, déploiement &amp; tests réels</w:t>
+              <w:t xml:space="preserve">Vérifications, déploiement &amp; tests réels (rôle super-admin)</w:t>
             </w:r>
           </w:p>
         </w:tc>
@@ -1976,6 +1976,575 @@
         <w:tc>
           <w:tcPr>
             <w:tcW w:type="dxa" w:w="3000"/>
+            <w:tcMar>
+              <w:top w:type="dxa" w:w="100"/>
+              <w:left w:type="dxa" w:w="120"/>
+              <w:bottom w:type="dxa" w:w="100"/>
+              <w:right w:type="dxa" w:w="120"/>
+            </w:tcMar>
+          </w:tcPr>
+          <w:p>
+            <w:pPr>
+              <w:jc w:val="left"/>
+            </w:pPr>
+            <w:r>
+              <w:rPr>
+                <w:b/>
+                <w:bCs/>
+                <w:color w:val="1a1a1a"/>
+                <w:sz w:val="20"/>
+                <w:szCs w:val="20"/>
+              </w:rPr>
+              <w:t xml:space="preserve">Analyse du design system livré</w:t>
+            </w:r>
+          </w:p>
+        </w:tc>
+        <w:tc>
+          <w:tcPr>
+            <w:tcW w:type="dxa" w:w="5200"/>
+            <w:tcMar>
+              <w:top w:type="dxa" w:w="100"/>
+              <w:left w:type="dxa" w:w="120"/>
+              <w:bottom w:type="dxa" w:w="100"/>
+              <w:right w:type="dxa" w:w="120"/>
+            </w:tcMar>
+          </w:tcPr>
+          <w:p>
+            <w:pPr>
+              <w:jc w:val="left"/>
+            </w:pPr>
+            <w:r>
+              <w:rPr>
+                <w:b w:val="false"/>
+                <w:bCs w:val="false"/>
+                <w:color w:val="1a1a1a"/>
+                <w:sz w:val="20"/>
+                <w:szCs w:val="20"/>
+              </w:rPr>
+              <w:t xml:space="preserve">Revue des 20 fichiers fournis (code + migration SQL) : 4 problèmes identifiés avant intégration — token de couleur manquant, contrôle de rôle qui aurait exclu super_admin, absence de transition vers le statut « en cours », message d'erreur trompeur sur une file d'attente hors-ligne inexistante.</w:t>
+            </w:r>
+          </w:p>
+        </w:tc>
+        <w:tc>
+          <w:tcPr>
+            <w:tcW w:type="dxa" w:w="1400"/>
+            <w:tcMar>
+              <w:top w:type="dxa" w:w="100"/>
+              <w:left w:type="dxa" w:w="120"/>
+              <w:bottom w:type="dxa" w:w="100"/>
+              <w:right w:type="dxa" w:w="120"/>
+            </w:tcMar>
+          </w:tcPr>
+          <w:p>
+            <w:pPr>
+              <w:jc w:val="center"/>
+            </w:pPr>
+            <w:r>
+              <w:rPr>
+                <w:b w:val="false"/>
+                <w:bCs w:val="false"/>
+                <w:color w:val="1a1a1a"/>
+                <w:sz w:val="20"/>
+                <w:szCs w:val="20"/>
+              </w:rPr>
+              <w:t xml:space="preserve">20 min</w:t>
+            </w:r>
+          </w:p>
+        </w:tc>
+      </w:tr>
+      <w:tr>
+        <w:tc>
+          <w:tcPr>
+            <w:tcW w:type="dxa" w:w="3000"/>
+            <w:shd w:fill="F3F4F6" w:val="clear"/>
+            <w:tcMar>
+              <w:top w:type="dxa" w:w="100"/>
+              <w:left w:type="dxa" w:w="120"/>
+              <w:bottom w:type="dxa" w:w="100"/>
+              <w:right w:type="dxa" w:w="120"/>
+            </w:tcMar>
+          </w:tcPr>
+          <w:p>
+            <w:pPr>
+              <w:jc w:val="left"/>
+            </w:pPr>
+            <w:r>
+              <w:rPr>
+                <w:b/>
+                <w:bCs/>
+                <w:color w:val="1a1a1a"/>
+                <w:sz w:val="20"/>
+                <w:szCs w:val="20"/>
+              </w:rPr>
+              <w:t xml:space="preserve">Modèle de données checklists</w:t>
+            </w:r>
+          </w:p>
+        </w:tc>
+        <w:tc>
+          <w:tcPr>
+            <w:tcW w:type="dxa" w:w="5200"/>
+            <w:shd w:fill="F3F4F6" w:val="clear"/>
+            <w:tcMar>
+              <w:top w:type="dxa" w:w="100"/>
+              <w:left w:type="dxa" w:w="120"/>
+              <w:bottom w:type="dxa" w:w="100"/>
+              <w:right w:type="dxa" w:w="120"/>
+            </w:tcMar>
+          </w:tcPr>
+          <w:p>
+            <w:pPr>
+              <w:jc w:val="left"/>
+            </w:pPr>
+            <w:r>
+              <w:rPr>
+                <w:b w:val="false"/>
+                <w:bCs w:val="false"/>
+                <w:color w:val="1a1a1a"/>
+                <w:sz w:val="20"/>
+                <w:szCs w:val="20"/>
+              </w:rPr>
+              <w:t xml:space="preserve">Migration SQL : checklist_templates/items, task_items (copie figée par tâche), photos avant/après par item, validation admin avec demande de reprise ; 3 modèles par défaut seedés (Standard, Départ locataire, Grand ménage).</w:t>
+            </w:r>
+          </w:p>
+        </w:tc>
+        <w:tc>
+          <w:tcPr>
+            <w:tcW w:type="dxa" w:w="1400"/>
+            <w:shd w:fill="F3F4F6" w:val="clear"/>
+            <w:tcMar>
+              <w:top w:type="dxa" w:w="100"/>
+              <w:left w:type="dxa" w:w="120"/>
+              <w:bottom w:type="dxa" w:w="100"/>
+              <w:right w:type="dxa" w:w="120"/>
+            </w:tcMar>
+          </w:tcPr>
+          <w:p>
+            <w:pPr>
+              <w:jc w:val="center"/>
+            </w:pPr>
+            <w:r>
+              <w:rPr>
+                <w:b w:val="false"/>
+                <w:bCs w:val="false"/>
+                <w:color w:val="1a1a1a"/>
+                <w:sz w:val="20"/>
+                <w:szCs w:val="20"/>
+              </w:rPr>
+              <w:t xml:space="preserve">20 min</w:t>
+            </w:r>
+          </w:p>
+        </w:tc>
+      </w:tr>
+      <w:tr>
+        <w:tc>
+          <w:tcPr>
+            <w:tcW w:type="dxa" w:w="3000"/>
+            <w:tcMar>
+              <w:top w:type="dxa" w:w="100"/>
+              <w:left w:type="dxa" w:w="120"/>
+              <w:bottom w:type="dxa" w:w="100"/>
+              <w:right w:type="dxa" w:w="120"/>
+            </w:tcMar>
+          </w:tcPr>
+          <w:p>
+            <w:pPr>
+              <w:jc w:val="left"/>
+            </w:pPr>
+            <w:r>
+              <w:rPr>
+                <w:b/>
+                <w:bCs/>
+                <w:color w:val="1a1a1a"/>
+                <w:sz w:val="20"/>
+                <w:szCs w:val="20"/>
+              </w:rPr>
+              <w:t xml:space="preserve">Écrans employé</w:t>
+            </w:r>
+          </w:p>
+        </w:tc>
+        <w:tc>
+          <w:tcPr>
+            <w:tcW w:type="dxa" w:w="5200"/>
+            <w:tcMar>
+              <w:top w:type="dxa" w:w="100"/>
+              <w:left w:type="dxa" w:w="120"/>
+              <w:bottom w:type="dxa" w:w="100"/>
+              <w:right w:type="dxa" w:w="120"/>
+            </w:tcMar>
+          </w:tcPr>
+          <w:p>
+            <w:pPr>
+              <w:jc w:val="left"/>
+            </w:pPr>
+            <w:r>
+              <w:rPr>
+                <w:b w:val="false"/>
+                <w:bCs w:val="false"/>
+                <w:color w:val="1a1a1a"/>
+                <w:sz w:val="20"/>
+                <w:szCs w:val="20"/>
+              </w:rPr>
+              <w:t xml:space="preserve">Détail de tâche piloté par checklist par pièce, capture photo avant/après par item, écran Profil (statistiques, historique, déconnexion) créé de toutes pièces car référencé mais non fourni.</w:t>
+            </w:r>
+          </w:p>
+        </w:tc>
+        <w:tc>
+          <w:tcPr>
+            <w:tcW w:type="dxa" w:w="1400"/>
+            <w:tcMar>
+              <w:top w:type="dxa" w:w="100"/>
+              <w:left w:type="dxa" w:w="120"/>
+              <w:bottom w:type="dxa" w:w="100"/>
+              <w:right w:type="dxa" w:w="120"/>
+            </w:tcMar>
+          </w:tcPr>
+          <w:p>
+            <w:pPr>
+              <w:jc w:val="center"/>
+            </w:pPr>
+            <w:r>
+              <w:rPr>
+                <w:b w:val="false"/>
+                <w:bCs w:val="false"/>
+                <w:color w:val="1a1a1a"/>
+                <w:sz w:val="20"/>
+                <w:szCs w:val="20"/>
+              </w:rPr>
+              <w:t xml:space="preserve">40 min</w:t>
+            </w:r>
+          </w:p>
+        </w:tc>
+      </w:tr>
+      <w:tr>
+        <w:tc>
+          <w:tcPr>
+            <w:tcW w:type="dxa" w:w="3000"/>
+            <w:shd w:fill="F3F4F6" w:val="clear"/>
+            <w:tcMar>
+              <w:top w:type="dxa" w:w="100"/>
+              <w:left w:type="dxa" w:w="120"/>
+              <w:bottom w:type="dxa" w:w="100"/>
+              <w:right w:type="dxa" w:w="120"/>
+            </w:tcMar>
+          </w:tcPr>
+          <w:p>
+            <w:pPr>
+              <w:jc w:val="left"/>
+            </w:pPr>
+            <w:r>
+              <w:rPr>
+                <w:b/>
+                <w:bCs/>
+                <w:color w:val="1a1a1a"/>
+                <w:sz w:val="20"/>
+                <w:szCs w:val="20"/>
+              </w:rPr>
+              <w:t xml:space="preserve">Écrans admin</w:t>
+            </w:r>
+          </w:p>
+        </w:tc>
+        <w:tc>
+          <w:tcPr>
+            <w:tcW w:type="dxa" w:w="5200"/>
+            <w:shd w:fill="F3F4F6" w:val="clear"/>
+            <w:tcMar>
+              <w:top w:type="dxa" w:w="100"/>
+              <w:left w:type="dxa" w:w="120"/>
+              <w:bottom w:type="dxa" w:w="100"/>
+              <w:right w:type="dxa" w:w="120"/>
+            </w:tcMar>
+          </w:tcPr>
+          <w:p>
+            <w:pPr>
+              <w:jc w:val="left"/>
+            </w:pPr>
+            <w:r>
+              <w:rPr>
+                <w:b w:val="false"/>
+                <w:bCs w:val="false"/>
+                <w:color w:val="1a1a1a"/>
+                <w:sz w:val="20"/>
+                <w:szCs w:val="20"/>
+              </w:rPr>
+              <w:t xml:space="preserve">Nouvelles pages Checklists (consultation) et Preuves (validation/demande de reprise, entièrement fonctionnelle), assignation d'une checklist par appartement.</w:t>
+            </w:r>
+          </w:p>
+        </w:tc>
+        <w:tc>
+          <w:tcPr>
+            <w:tcW w:type="dxa" w:w="1400"/>
+            <w:shd w:fill="F3F4F6" w:val="clear"/>
+            <w:tcMar>
+              <w:top w:type="dxa" w:w="100"/>
+              <w:left w:type="dxa" w:w="120"/>
+              <w:bottom w:type="dxa" w:w="100"/>
+              <w:right w:type="dxa" w:w="120"/>
+            </w:tcMar>
+          </w:tcPr>
+          <w:p>
+            <w:pPr>
+              <w:jc w:val="center"/>
+            </w:pPr>
+            <w:r>
+              <w:rPr>
+                <w:b w:val="false"/>
+                <w:bCs w:val="false"/>
+                <w:color w:val="1a1a1a"/>
+                <w:sz w:val="20"/>
+                <w:szCs w:val="20"/>
+              </w:rPr>
+              <w:t xml:space="preserve">30 min</w:t>
+            </w:r>
+          </w:p>
+        </w:tc>
+      </w:tr>
+      <w:tr>
+        <w:tc>
+          <w:tcPr>
+            <w:tcW w:type="dxa" w:w="3000"/>
+            <w:tcMar>
+              <w:top w:type="dxa" w:w="100"/>
+              <w:left w:type="dxa" w:w="120"/>
+              <w:bottom w:type="dxa" w:w="100"/>
+              <w:right w:type="dxa" w:w="120"/>
+            </w:tcMar>
+          </w:tcPr>
+          <w:p>
+            <w:pPr>
+              <w:jc w:val="left"/>
+            </w:pPr>
+            <w:r>
+              <w:rPr>
+                <w:b/>
+                <w:bCs/>
+                <w:color w:val="1a1a1a"/>
+                <w:sz w:val="20"/>
+                <w:szCs w:val="20"/>
+              </w:rPr>
+              <w:t xml:space="preserve">Restylage complet</w:t>
+            </w:r>
+          </w:p>
+        </w:tc>
+        <w:tc>
+          <w:tcPr>
+            <w:tcW w:type="dxa" w:w="5200"/>
+            <w:tcMar>
+              <w:top w:type="dxa" w:w="100"/>
+              <w:left w:type="dxa" w:w="120"/>
+              <w:bottom w:type="dxa" w:w="100"/>
+              <w:right w:type="dxa" w:w="120"/>
+            </w:tcMar>
+          </w:tcPr>
+          <w:p>
+            <w:pPr>
+              <w:jc w:val="left"/>
+            </w:pPr>
+            <w:r>
+              <w:rPr>
+                <w:b w:val="false"/>
+                <w:bCs w:val="false"/>
+                <w:color w:val="1a1a1a"/>
+                <w:sz w:val="20"/>
+                <w:szCs w:val="20"/>
+              </w:rPr>
+              <w:t xml:space="preserve">Nouveaux tokens de design (clair « Naturel » pour l'app employé, sombre « Hôtellerie » pour l'admin) appliqués à tout l'existant : planning, appartements, équipe, notifications, connexion, super-admin.</w:t>
+            </w:r>
+          </w:p>
+        </w:tc>
+        <w:tc>
+          <w:tcPr>
+            <w:tcW w:type="dxa" w:w="1400"/>
+            <w:tcMar>
+              <w:top w:type="dxa" w:w="100"/>
+              <w:left w:type="dxa" w:w="120"/>
+              <w:bottom w:type="dxa" w:w="100"/>
+              <w:right w:type="dxa" w:w="120"/>
+            </w:tcMar>
+          </w:tcPr>
+          <w:p>
+            <w:pPr>
+              <w:jc w:val="center"/>
+            </w:pPr>
+            <w:r>
+              <w:rPr>
+                <w:b w:val="false"/>
+                <w:bCs w:val="false"/>
+                <w:color w:val="1a1a1a"/>
+                <w:sz w:val="20"/>
+                <w:szCs w:val="20"/>
+              </w:rPr>
+              <w:t xml:space="preserve">35 min</w:t>
+            </w:r>
+          </w:p>
+        </w:tc>
+      </w:tr>
+      <w:tr>
+        <w:tc>
+          <w:tcPr>
+            <w:tcW w:type="dxa" w:w="3000"/>
+            <w:shd w:fill="F3F4F6" w:val="clear"/>
+            <w:tcMar>
+              <w:top w:type="dxa" w:w="100"/>
+              <w:left w:type="dxa" w:w="120"/>
+              <w:bottom w:type="dxa" w:w="100"/>
+              <w:right w:type="dxa" w:w="120"/>
+            </w:tcMar>
+          </w:tcPr>
+          <w:p>
+            <w:pPr>
+              <w:jc w:val="left"/>
+            </w:pPr>
+            <w:r>
+              <w:rPr>
+                <w:b/>
+                <w:bCs/>
+                <w:color w:val="1a1a1a"/>
+                <w:sz w:val="20"/>
+                <w:szCs w:val="20"/>
+              </w:rPr>
+              <w:t xml:space="preserve">Corrections de sécurité</w:t>
+            </w:r>
+          </w:p>
+        </w:tc>
+        <w:tc>
+          <w:tcPr>
+            <w:tcW w:type="dxa" w:w="5200"/>
+            <w:shd w:fill="F3F4F6" w:val="clear"/>
+            <w:tcMar>
+              <w:top w:type="dxa" w:w="100"/>
+              <w:left w:type="dxa" w:w="120"/>
+              <w:bottom w:type="dxa" w:w="100"/>
+              <w:right w:type="dxa" w:w="120"/>
+            </w:tcMar>
+          </w:tcPr>
+          <w:p>
+            <w:pPr>
+              <w:jc w:val="left"/>
+            </w:pPr>
+            <w:r>
+              <w:rPr>
+                <w:b w:val="false"/>
+                <w:bCs w:val="false"/>
+                <w:color w:val="1a1a1a"/>
+                <w:sz w:val="20"/>
+                <w:szCs w:val="20"/>
+              </w:rPr>
+              <w:t xml:space="preserve">Un admin métier pouvait, via l'action serveur, se promouvoir ou promouvoir quelqu'un super_admin, ou rétrograder un super_admin existant — restreint côté serveur.</w:t>
+            </w:r>
+          </w:p>
+        </w:tc>
+        <w:tc>
+          <w:tcPr>
+            <w:tcW w:type="dxa" w:w="1400"/>
+            <w:shd w:fill="F3F4F6" w:val="clear"/>
+            <w:tcMar>
+              <w:top w:type="dxa" w:w="100"/>
+              <w:left w:type="dxa" w:w="120"/>
+              <w:bottom w:type="dxa" w:w="100"/>
+              <w:right w:type="dxa" w:w="120"/>
+            </w:tcMar>
+          </w:tcPr>
+          <w:p>
+            <w:pPr>
+              <w:jc w:val="center"/>
+            </w:pPr>
+            <w:r>
+              <w:rPr>
+                <w:b w:val="false"/>
+                <w:bCs w:val="false"/>
+                <w:color w:val="1a1a1a"/>
+                <w:sz w:val="20"/>
+                <w:szCs w:val="20"/>
+              </w:rPr>
+              <w:t xml:space="preserve">10 min</w:t>
+            </w:r>
+          </w:p>
+        </w:tc>
+      </w:tr>
+      <w:tr>
+        <w:tc>
+          <w:tcPr>
+            <w:tcW w:type="dxa" w:w="3000"/>
+            <w:tcMar>
+              <w:top w:type="dxa" w:w="100"/>
+              <w:left w:type="dxa" w:w="120"/>
+              <w:bottom w:type="dxa" w:w="100"/>
+              <w:right w:type="dxa" w:w="120"/>
+            </w:tcMar>
+          </w:tcPr>
+          <w:p>
+            <w:pPr>
+              <w:jc w:val="left"/>
+            </w:pPr>
+            <w:r>
+              <w:rPr>
+                <w:b/>
+                <w:bCs/>
+                <w:color w:val="1a1a1a"/>
+                <w:sz w:val="20"/>
+                <w:szCs w:val="20"/>
+              </w:rPr>
+              <w:t xml:space="preserve">Vérifications, migration et tests réels (design system)</w:t>
+            </w:r>
+          </w:p>
+        </w:tc>
+        <w:tc>
+          <w:tcPr>
+            <w:tcW w:type="dxa" w:w="5200"/>
+            <w:tcMar>
+              <w:top w:type="dxa" w:w="100"/>
+              <w:left w:type="dxa" w:w="120"/>
+              <w:bottom w:type="dxa" w:w="100"/>
+              <w:right w:type="dxa" w:w="120"/>
+            </w:tcMar>
+          </w:tcPr>
+          <w:p>
+            <w:pPr>
+              <w:jc w:val="left"/>
+            </w:pPr>
+            <w:r>
+              <w:rPr>
+                <w:b w:val="false"/>
+                <w:bCs w:val="false"/>
+                <w:color w:val="1a1a1a"/>
+                <w:sz w:val="20"/>
+                <w:szCs w:val="20"/>
+              </w:rPr>
+              <w:t xml:space="preserve">Build/lint/typecheck, migration appliquée en production, déploiement, test fonctionnel du déclencheur checklist avec un appartement et une tâche réels, nettoyage des données de test.</w:t>
+            </w:r>
+          </w:p>
+        </w:tc>
+        <w:tc>
+          <w:tcPr>
+            <w:tcW w:type="dxa" w:w="1400"/>
+            <w:tcMar>
+              <w:top w:type="dxa" w:w="100"/>
+              <w:left w:type="dxa" w:w="120"/>
+              <w:bottom w:type="dxa" w:w="100"/>
+              <w:right w:type="dxa" w:w="120"/>
+            </w:tcMar>
+          </w:tcPr>
+          <w:p>
+            <w:pPr>
+              <w:jc w:val="center"/>
+            </w:pPr>
+            <w:r>
+              <w:rPr>
+                <w:b w:val="false"/>
+                <w:bCs w:val="false"/>
+                <w:color w:val="1a1a1a"/>
+                <w:sz w:val="20"/>
+                <w:szCs w:val="20"/>
+              </w:rPr>
+              <w:t xml:space="preserve">25 min</w:t>
+            </w:r>
+          </w:p>
+        </w:tc>
+      </w:tr>
+      <w:tr>
+        <w:tc>
+          <w:tcPr>
+            <w:tcW w:type="dxa" w:w="3000"/>
             <w:shd w:fill="DBEAFE" w:val="clear"/>
             <w:tcMar>
               <w:top w:type="dxa" w:w="100"/>
@@ -2050,7 +2619,7 @@
                 <w:sz w:val="20"/>
                 <w:szCs w:val="20"/>
               </w:rPr>
-              <w:t xml:space="preserve">1 h 55</w:t>
+              <w:t xml:space="preserve">4 h 55</w:t>
             </w:r>
           </w:p>
         </w:tc>
@@ -2123,7 +2692,7 @@
                 <w:sz w:val="20"/>
                 <w:szCs w:val="20"/>
               </w:rPr>
-              <w:t xml:space="preserve">7 h 00</w:t>
+              <w:t xml:space="preserve">10 h 00</w:t>
             </w:r>
           </w:p>
         </w:tc>
